--- a/public/templates/sop-emergency-contacts.docx
+++ b/public/templates/sop-emergency-contacts.docx
@@ -4,92 +4,365 @@
   <w:body>
     <w:p>
       <w:pPr>
-        <w:pStyle w:val="Heading1"/>
-        <w:spacing w:after="120" w:before="400"/>
-      </w:pPr>
-      <w:r>
-        <w:t xml:space="preserve">Emergency Contacts &amp; Procedures</w:t>
-      </w:r>
-    </w:p>
-    <w:p>
-      <w:pPr>
-        <w:spacing w:after="120"/>
-      </w:pPr>
-      <w:r>
-        <w:rPr>
-          <w:sz w:val="24"/>
-          <w:szCs w:val="24"/>
-        </w:rPr>
-        <w:t xml:space="preserve">Facility: </w:t>
-      </w:r>
-    </w:p>
-    <w:p>
-      <w:pPr>
-        <w:spacing w:after="120"/>
+        <w:spacing w:after="120" w:before="0"/>
+        <w:jc w:val="center"/>
       </w:pPr>
       <w:r>
         <w:rPr>
           <w:i/>
           <w:iCs/>
-          <w:color w:val="888888"/>
-          <w:sz w:val="24"/>
-          <w:szCs w:val="24"/>
-        </w:rPr>
-        <w:t xml:space="preserve">[FACILITY NAME]</w:t>
-      </w:r>
-    </w:p>
-    <w:p>
-      <w:pPr>
-        <w:spacing w:after="120"/>
-      </w:pPr>
-      <w:r>
-        <w:rPr>
-          <w:sz w:val="24"/>
-          <w:szCs w:val="24"/>
-        </w:rPr>
-        <w:t xml:space="preserve">Last Updated: </w:t>
-      </w:r>
-    </w:p>
-    <w:p>
-      <w:pPr>
-        <w:spacing w:after="120"/>
+          <w:color w:val="666666"/>
+          <w:sz w:val="20"/>
+          <w:szCs w:val="20"/>
+        </w:rPr>
+        <w:t xml:space="preserve">OPSFLUENCY SOP TEMPLATE</w:t>
+      </w:r>
+    </w:p>
+    <w:p>
+      <w:pPr>
+        <w:spacing w:after="120" w:before="0"/>
+        <w:jc w:val="center"/>
+      </w:pPr>
+      <w:r>
+        <w:rPr>
+          <w:b/>
+          <w:bCs/>
+          <w:sz w:val="32"/>
+          <w:szCs w:val="32"/>
+        </w:rPr>
+        <w:t xml:space="preserve">EMERGENCY CONTACTS &amp; PROCEDURES</w:t>
+      </w:r>
+    </w:p>
+    <w:p>
+      <w:pPr>
+        <w:spacing w:after="120" w:before="0"/>
+        <w:jc w:val="center"/>
       </w:pPr>
       <w:r>
         <w:rPr>
           <w:i/>
           <w:iCs/>
-          <w:color w:val="888888"/>
-          <w:sz w:val="24"/>
-          <w:szCs w:val="24"/>
-        </w:rPr>
-        <w:t xml:space="preserve">[DATE]</w:t>
-      </w:r>
-    </w:p>
-    <w:p>
-      <w:pPr>
-        <w:pBdr>
-          <w:bottom w:val="single" w:color="CCCCCC" w:sz="6"/>
-        </w:pBdr>
-        <w:spacing w:after="200" w:before="200"/>
-      </w:pPr>
-    </w:p>
-    <w:p>
-      <w:pPr>
-        <w:pStyle w:val="Heading2"/>
-        <w:spacing w:after="80" w:before="300"/>
-      </w:pPr>
-      <w:r>
-        <w:t xml:space="preserve">1. Emergency Numbers</w:t>
-      </w:r>
+          <w:color w:val="444444"/>
+          <w:sz w:val="22"/>
+          <w:szCs w:val="22"/>
+        </w:rPr>
+        <w:t xml:space="preserve">Reference Document — Safety &amp; Emergency Response</w:t>
+      </w:r>
+    </w:p>
+    <w:p>
+      <w:pPr>
+        <w:spacing w:after="80"/>
+      </w:pPr>
     </w:p>
     <w:tbl>
       <w:tblPr>
         <w:tblW w:type="pct" w:w="100%"/>
         <w:tblBorders>
-          <w:top w:val="single" w:color="auto" w:sz="4"/>
-          <w:left w:val="single" w:color="auto" w:sz="4"/>
-          <w:bottom w:val="single" w:color="auto" w:sz="4"/>
-          <w:right w:val="single" w:color="auto" w:sz="4"/>
+          <w:top w:val="single" w:color="CCCCCC" w:sz="4"/>
+          <w:left w:val="single" w:color="CCCCCC" w:sz="4"/>
+          <w:bottom w:val="single" w:color="CCCCCC" w:sz="4"/>
+          <w:right w:val="single" w:color="CCCCCC" w:sz="4"/>
+          <w:insideH w:val="single" w:color="auto" w:sz="4"/>
+          <w:insideV w:val="single" w:color="auto" w:sz="4"/>
+        </w:tblBorders>
+      </w:tblPr>
+      <w:tblGrid>
+        <w:gridCol w:w="100"/>
+        <w:gridCol w:w="100"/>
+      </w:tblGrid>
+      <w:tr>
+        <w:tc>
+          <w:tcPr>
+            <w:tcW w:type="pct" w:w="35%"/>
+            <w:shd w:fill="F3F4F6" w:val="solid"/>
+          </w:tcPr>
+          <w:p>
+            <w:r>
+              <w:rPr>
+                <w:b/>
+                <w:bCs/>
+                <w:sz w:val="24"/>
+                <w:szCs w:val="24"/>
+              </w:rPr>
+              <w:t xml:space="preserve">Document Number</w:t>
+            </w:r>
+          </w:p>
+        </w:tc>
+        <w:tc>
+          <w:tcPr>
+            <w:tcW w:type="pct" w:w="65%"/>
+          </w:tcPr>
+          <w:p>
+            <w:r>
+              <w:rPr>
+                <w:sz w:val="24"/>
+                <w:szCs w:val="24"/>
+              </w:rPr>
+              <w:t xml:space="preserve">SAF-002</w:t>
+            </w:r>
+          </w:p>
+        </w:tc>
+      </w:tr>
+      <w:tr>
+        <w:tc>
+          <w:tcPr>
+            <w:tcW w:type="pct" w:w="35%"/>
+            <w:shd w:fill="F3F4F6" w:val="solid"/>
+          </w:tcPr>
+          <w:p>
+            <w:r>
+              <w:rPr>
+                <w:b/>
+                <w:bCs/>
+                <w:sz w:val="24"/>
+                <w:szCs w:val="24"/>
+              </w:rPr>
+              <w:t xml:space="preserve">Department</w:t>
+            </w:r>
+          </w:p>
+        </w:tc>
+        <w:tc>
+          <w:tcPr>
+            <w:tcW w:type="pct" w:w="65%"/>
+          </w:tcPr>
+          <w:p>
+            <w:r>
+              <w:rPr>
+                <w:sz w:val="24"/>
+                <w:szCs w:val="24"/>
+              </w:rPr>
+              <w:t xml:space="preserve">[FACILITY / DEPARTMENT NAME]</w:t>
+            </w:r>
+          </w:p>
+        </w:tc>
+      </w:tr>
+      <w:tr>
+        <w:tc>
+          <w:tcPr>
+            <w:tcW w:type="pct" w:w="35%"/>
+            <w:shd w:fill="F3F4F6" w:val="solid"/>
+          </w:tcPr>
+          <w:p>
+            <w:r>
+              <w:rPr>
+                <w:b/>
+                <w:bCs/>
+                <w:sz w:val="24"/>
+                <w:szCs w:val="24"/>
+              </w:rPr>
+              <w:t xml:space="preserve">Revision</w:t>
+            </w:r>
+          </w:p>
+        </w:tc>
+        <w:tc>
+          <w:tcPr>
+            <w:tcW w:type="pct" w:w="65%"/>
+          </w:tcPr>
+          <w:p>
+            <w:r>
+              <w:rPr>
+                <w:sz w:val="24"/>
+                <w:szCs w:val="24"/>
+              </w:rPr>
+              <w:t xml:space="preserve">Rev. 1</w:t>
+            </w:r>
+          </w:p>
+        </w:tc>
+      </w:tr>
+      <w:tr>
+        <w:tc>
+          <w:tcPr>
+            <w:tcW w:type="pct" w:w="35%"/>
+            <w:shd w:fill="F3F4F6" w:val="solid"/>
+          </w:tcPr>
+          <w:p>
+            <w:r>
+              <w:rPr>
+                <w:b/>
+                <w:bCs/>
+                <w:sz w:val="24"/>
+                <w:szCs w:val="24"/>
+              </w:rPr>
+              <w:t xml:space="preserve">Effective Date</w:t>
+            </w:r>
+          </w:p>
+        </w:tc>
+        <w:tc>
+          <w:tcPr>
+            <w:tcW w:type="pct" w:w="65%"/>
+          </w:tcPr>
+          <w:p>
+            <w:r>
+              <w:rPr>
+                <w:sz w:val="24"/>
+                <w:szCs w:val="24"/>
+              </w:rPr>
+              <w:t xml:space="preserve">[DATE]</w:t>
+            </w:r>
+          </w:p>
+        </w:tc>
+      </w:tr>
+      <w:tr>
+        <w:tc>
+          <w:tcPr>
+            <w:tcW w:type="pct" w:w="35%"/>
+            <w:shd w:fill="F3F4F6" w:val="solid"/>
+          </w:tcPr>
+          <w:p>
+            <w:r>
+              <w:rPr>
+                <w:b/>
+                <w:bCs/>
+                <w:sz w:val="24"/>
+                <w:szCs w:val="24"/>
+              </w:rPr>
+              <w:t xml:space="preserve">Approved By</w:t>
+            </w:r>
+          </w:p>
+        </w:tc>
+        <w:tc>
+          <w:tcPr>
+            <w:tcW w:type="pct" w:w="65%"/>
+          </w:tcPr>
+          <w:p>
+            <w:r>
+              <w:rPr>
+                <w:sz w:val="24"/>
+                <w:szCs w:val="24"/>
+              </w:rPr>
+              <w:t xml:space="preserve">[NAME, TITLE]</w:t>
+            </w:r>
+          </w:p>
+        </w:tc>
+      </w:tr>
+      <w:tr>
+        <w:tc>
+          <w:tcPr>
+            <w:tcW w:type="pct" w:w="35%"/>
+            <w:shd w:fill="F3F4F6" w:val="solid"/>
+          </w:tcPr>
+          <w:p>
+            <w:r>
+              <w:rPr>
+                <w:b/>
+                <w:bCs/>
+                <w:sz w:val="24"/>
+                <w:szCs w:val="24"/>
+              </w:rPr>
+              <w:t xml:space="preserve">Review Cycle</w:t>
+            </w:r>
+          </w:p>
+        </w:tc>
+        <w:tc>
+          <w:tcPr>
+            <w:tcW w:type="pct" w:w="65%"/>
+          </w:tcPr>
+          <w:p>
+            <w:r>
+              <w:rPr>
+                <w:sz w:val="24"/>
+                <w:szCs w:val="24"/>
+              </w:rPr>
+              <w:t xml:space="preserve">Annual</w:t>
+            </w:r>
+          </w:p>
+        </w:tc>
+      </w:tr>
+    </w:tbl>
+    <w:p>
+      <w:pPr>
+        <w:spacing w:after="80"/>
+      </w:pPr>
+    </w:p>
+    <w:tbl>
+      <w:tblPr>
+        <w:tblW w:type="pct" w:w="100%"/>
+        <w:tblBorders>
+          <w:top w:val="single" w:color="CCCCCC" w:sz="4"/>
+          <w:left w:val="single" w:color="CCCCCC" w:sz="4"/>
+          <w:bottom w:val="single" w:color="CCCCCC" w:sz="4"/>
+          <w:right w:val="single" w:color="CCCCCC" w:sz="4"/>
+          <w:insideH w:val="single" w:color="auto" w:sz="4"/>
+          <w:insideV w:val="single" w:color="auto" w:sz="4"/>
+        </w:tblBorders>
+      </w:tblPr>
+      <w:tblGrid>
+        <w:gridCol w:w="100"/>
+      </w:tblGrid>
+      <w:tr>
+        <w:tc>
+          <w:tcPr>
+            <w:shd w:fill="F3F4F6" w:val="solid"/>
+          </w:tcPr>
+          <w:p>
+            <w:pPr>
+              <w:spacing w:after="0"/>
+            </w:pPr>
+            <w:r>
+              <w:rPr>
+                <w:b/>
+                <w:bCs/>
+                <w:sz w:val="24"/>
+                <w:szCs w:val="24"/>
+              </w:rPr>
+              <w:t xml:space="preserve">PURPOSE: </w:t>
+            </w:r>
+            <w:r>
+              <w:rPr>
+                <w:sz w:val="24"/>
+                <w:szCs w:val="24"/>
+              </w:rPr>
+              <w:t xml:space="preserve">This document provides emergency contact numbers, internal contacts by role, evacuation procedures, and post-incident requirements for [FACILITY NAME]. Print and post a copy at every workstation and in the break room. Review annually or whenever contact information changes.</w:t>
+            </w:r>
+          </w:p>
+        </w:tc>
+      </w:tr>
+    </w:tbl>
+    <w:p>
+      <w:pPr>
+        <w:spacing w:after="80"/>
+      </w:pPr>
+    </w:p>
+    <w:p>
+      <w:pPr>
+        <w:pStyle w:val="Heading1"/>
+        <w:spacing w:after="120" w:before="400"/>
+      </w:pPr>
+      <w:r>
+        <w:rPr>
+          <w:b/>
+          <w:bCs/>
+          <w:sz w:val="28"/>
+          <w:szCs w:val="28"/>
+        </w:rPr>
+        <w:t xml:space="preserve">1. EMERGENCY PHONE NUMBERS</w:t>
+      </w:r>
+    </w:p>
+    <w:p>
+      <w:pPr>
+        <w:spacing w:after="120"/>
+      </w:pPr>
+      <w:r>
+        <w:rPr>
+          <w:sz w:val="24"/>
+          <w:szCs w:val="24"/>
+        </w:rPr>
+        <w:t xml:space="preserve">Call 911 first for any life-threatening emergency. Use the numbers below for facility-specific escalation.</w:t>
+      </w:r>
+    </w:p>
+    <w:p>
+      <w:pPr>
+        <w:spacing w:after="80"/>
+      </w:pPr>
+    </w:p>
+    <w:tbl>
+      <w:tblPr>
+        <w:tblW w:type="pct" w:w="100%"/>
+        <w:tblBorders>
+          <w:top w:val="single" w:color="CCCCCC" w:sz="4"/>
+          <w:left w:val="single" w:color="CCCCCC" w:sz="4"/>
+          <w:bottom w:val="single" w:color="CCCCCC" w:sz="4"/>
+          <w:right w:val="single" w:color="CCCCCC" w:sz="4"/>
           <w:insideH w:val="single" w:color="auto" w:sz="4"/>
           <w:insideV w:val="single" w:color="auto" w:sz="4"/>
         </w:tblBorders>
@@ -105,15 +378,15 @@
         </w:trPr>
         <w:tc>
           <w:tcPr>
-            <w:shd w:fill="F3F4F6"/>
+            <w:shd w:fill="F3F4F6" w:val="solid"/>
           </w:tcPr>
           <w:p>
             <w:r>
               <w:rPr>
                 <w:b/>
                 <w:bCs/>
-                <w:sz w:val="22"/>
-                <w:szCs w:val="22"/>
+                <w:sz w:val="24"/>
+                <w:szCs w:val="24"/>
               </w:rPr>
               <w:t xml:space="preserve">Emergency</w:t>
             </w:r>
@@ -121,15 +394,15 @@
         </w:tc>
         <w:tc>
           <w:tcPr>
-            <w:shd w:fill="F3F4F6"/>
+            <w:shd w:fill="F3F4F6" w:val="solid"/>
           </w:tcPr>
           <w:p>
             <w:r>
               <w:rPr>
                 <w:b/>
                 <w:bCs/>
-                <w:sz w:val="22"/>
-                <w:szCs w:val="22"/>
+                <w:sz w:val="24"/>
+                <w:szCs w:val="24"/>
               </w:rPr>
               <w:t xml:space="preserve">Number</w:t>
             </w:r>
@@ -137,15 +410,15 @@
         </w:tc>
         <w:tc>
           <w:tcPr>
-            <w:shd w:fill="F3F4F6"/>
+            <w:shd w:fill="F3F4F6" w:val="solid"/>
           </w:tcPr>
           <w:p>
             <w:r>
               <w:rPr>
                 <w:b/>
                 <w:bCs/>
-                <w:sz w:val="22"/>
-                <w:szCs w:val="22"/>
+                <w:sz w:val="24"/>
+                <w:szCs w:val="24"/>
               </w:rPr>
               <w:t xml:space="preserve">When to Call</w:t>
             </w:r>
@@ -157,19 +430,19 @@
           <w:p>
             <w:r>
               <w:rPr>
-                <w:sz w:val="22"/>
-                <w:szCs w:val="22"/>
-              </w:rPr>
-              <w:t xml:space="preserve">Police / Fire / Medical (911)</w:t>
-            </w:r>
-          </w:p>
-        </w:tc>
-        <w:tc>
-          <w:p>
-            <w:r>
-              <w:rPr>
-                <w:sz w:val="22"/>
-                <w:szCs w:val="22"/>
+                <w:sz w:val="24"/>
+                <w:szCs w:val="24"/>
+              </w:rPr>
+              <w:t xml:space="preserve">Police / Fire / EMS (911)</w:t>
+            </w:r>
+          </w:p>
+        </w:tc>
+        <w:tc>
+          <w:p>
+            <w:r>
+              <w:rPr>
+                <w:sz w:val="24"/>
+                <w:szCs w:val="24"/>
               </w:rPr>
               <w:t xml:space="preserve">911</w:t>
             </w:r>
@@ -179,32 +452,32 @@
           <w:p>
             <w:r>
               <w:rPr>
-                <w:sz w:val="22"/>
-                <w:szCs w:val="22"/>
-              </w:rPr>
-              <w:t xml:space="preserve">Any life-threatening emergency</w:t>
-            </w:r>
-          </w:p>
-        </w:tc>
-      </w:tr>
-      <w:tr>
-        <w:tc>
-          <w:p>
-            <w:r>
-              <w:rPr>
-                <w:sz w:val="22"/>
-                <w:szCs w:val="22"/>
-              </w:rPr>
-              <w:t xml:space="preserve">Facility Security</w:t>
-            </w:r>
-          </w:p>
-        </w:tc>
-        <w:tc>
-          <w:p>
-            <w:r>
-              <w:rPr>
-                <w:sz w:val="22"/>
-                <w:szCs w:val="22"/>
+                <w:sz w:val="24"/>
+                <w:szCs w:val="24"/>
+              </w:rPr>
+              <w:t xml:space="preserve">Any life-threatening emergency — fire, injury, medical, active threat</w:t>
+            </w:r>
+          </w:p>
+        </w:tc>
+      </w:tr>
+      <w:tr>
+        <w:tc>
+          <w:p>
+            <w:r>
+              <w:rPr>
+                <w:sz w:val="24"/>
+                <w:szCs w:val="24"/>
+              </w:rPr>
+              <w:t xml:space="preserve">Facility Security Desk</w:t>
+            </w:r>
+          </w:p>
+        </w:tc>
+        <w:tc>
+          <w:p>
+            <w:r>
+              <w:rPr>
+                <w:sz w:val="24"/>
+                <w:szCs w:val="24"/>
               </w:rPr>
               <w:t xml:space="preserve">[NUMBER]</w:t>
             </w:r>
@@ -214,21 +487,21 @@
           <w:p>
             <w:r>
               <w:rPr>
-                <w:sz w:val="22"/>
-                <w:szCs w:val="22"/>
-              </w:rPr>
-              <w:t xml:space="preserve">Trespassers, theft, access issues</w:t>
-            </w:r>
-          </w:p>
-        </w:tc>
-      </w:tr>
-      <w:tr>
-        <w:tc>
-          <w:p>
-            <w:r>
-              <w:rPr>
-                <w:sz w:val="22"/>
-                <w:szCs w:val="22"/>
+                <w:sz w:val="24"/>
+                <w:szCs w:val="24"/>
+              </w:rPr>
+              <w:t xml:space="preserve">Unauthorized entry, suspicious activity, theft, after-hours access issues</w:t>
+            </w:r>
+          </w:p>
+        </w:tc>
+      </w:tr>
+      <w:tr>
+        <w:tc>
+          <w:p>
+            <w:r>
+              <w:rPr>
+                <w:sz w:val="24"/>
+                <w:szCs w:val="24"/>
               </w:rPr>
               <w:t xml:space="preserve">Facility Manager (on-call)</w:t>
             </w:r>
@@ -238,8 +511,8 @@
           <w:p>
             <w:r>
               <w:rPr>
-                <w:sz w:val="22"/>
-                <w:szCs w:val="22"/>
+                <w:sz w:val="24"/>
+                <w:szCs w:val="24"/>
               </w:rPr>
               <w:t xml:space="preserve">[NAME] — [NUMBER]</w:t>
             </w:r>
@@ -249,32 +522,32 @@
           <w:p>
             <w:r>
               <w:rPr>
-                <w:sz w:val="22"/>
-                <w:szCs w:val="22"/>
-              </w:rPr>
-              <w:t xml:space="preserve">After-hours incidents</w:t>
-            </w:r>
-          </w:p>
-        </w:tc>
-      </w:tr>
-      <w:tr>
-        <w:tc>
-          <w:p>
-            <w:r>
-              <w:rPr>
-                <w:sz w:val="22"/>
-                <w:szCs w:val="22"/>
-              </w:rPr>
-              <w:t xml:space="preserve">[ADD CONTACT]</w:t>
-            </w:r>
-          </w:p>
-        </w:tc>
-        <w:tc>
-          <w:p>
-            <w:r>
-              <w:rPr>
-                <w:sz w:val="22"/>
-                <w:szCs w:val="22"/>
+                <w:sz w:val="24"/>
+                <w:szCs w:val="24"/>
+              </w:rPr>
+              <w:t xml:space="preserve">Any major incident requiring management notification after hours</w:t>
+            </w:r>
+          </w:p>
+        </w:tc>
+      </w:tr>
+      <w:tr>
+        <w:tc>
+          <w:p>
+            <w:r>
+              <w:rPr>
+                <w:sz w:val="24"/>
+                <w:szCs w:val="24"/>
+              </w:rPr>
+              <w:t xml:space="preserve">Maintenance Emergency Line</w:t>
+            </w:r>
+          </w:p>
+        </w:tc>
+        <w:tc>
+          <w:p>
+            <w:r>
+              <w:rPr>
+                <w:sz w:val="24"/>
+                <w:szCs w:val="24"/>
               </w:rPr>
               <w:t xml:space="preserve">[NUMBER]</w:t>
             </w:r>
@@ -284,8 +557,78 @@
           <w:p>
             <w:r>
               <w:rPr>
-                <w:sz w:val="22"/>
-                <w:szCs w:val="22"/>
+                <w:sz w:val="24"/>
+                <w:szCs w:val="24"/>
+              </w:rPr>
+              <w:t xml:space="preserve">Equipment failure, gas leak, structural concern, utility outage</w:t>
+            </w:r>
+          </w:p>
+        </w:tc>
+      </w:tr>
+      <w:tr>
+        <w:tc>
+          <w:p>
+            <w:r>
+              <w:rPr>
+                <w:sz w:val="24"/>
+                <w:szCs w:val="24"/>
+              </w:rPr>
+              <w:t xml:space="preserve">Poison Control</w:t>
+            </w:r>
+          </w:p>
+        </w:tc>
+        <w:tc>
+          <w:p>
+            <w:r>
+              <w:rPr>
+                <w:sz w:val="24"/>
+                <w:szCs w:val="24"/>
+              </w:rPr>
+              <w:t xml:space="preserve">1-800-222-1222</w:t>
+            </w:r>
+          </w:p>
+        </w:tc>
+        <w:tc>
+          <w:p>
+            <w:r>
+              <w:rPr>
+                <w:sz w:val="24"/>
+                <w:szCs w:val="24"/>
+              </w:rPr>
+              <w:t xml:space="preserve">Chemical exposure, ingestion, or spill involving hazardous materials</w:t>
+            </w:r>
+          </w:p>
+        </w:tc>
+      </w:tr>
+      <w:tr>
+        <w:tc>
+          <w:p>
+            <w:r>
+              <w:rPr>
+                <w:sz w:val="24"/>
+                <w:szCs w:val="24"/>
+              </w:rPr>
+              <w:t xml:space="preserve">[ADD SITE-SPECIFIC CONTACT]</w:t>
+            </w:r>
+          </w:p>
+        </w:tc>
+        <w:tc>
+          <w:p>
+            <w:r>
+              <w:rPr>
+                <w:sz w:val="24"/>
+                <w:szCs w:val="24"/>
+              </w:rPr>
+              <w:t xml:space="preserve">[NUMBER]</w:t>
+            </w:r>
+          </w:p>
+        </w:tc>
+        <w:tc>
+          <w:p>
+            <w:r>
+              <w:rPr>
+                <w:sz w:val="24"/>
+                <w:szCs w:val="24"/>
               </w:rPr>
               <w:t xml:space="preserve">[SITUATION]</w:t>
             </w:r>
@@ -295,26 +638,32 @@
     </w:tbl>
     <w:p>
       <w:pPr>
-        <w:spacing w:after="200"/>
-      </w:pPr>
-    </w:p>
-    <w:p>
-      <w:pPr>
-        <w:pStyle w:val="Heading2"/>
-        <w:spacing w:after="80" w:before="300"/>
-      </w:pPr>
-      <w:r>
-        <w:t xml:space="preserve">2. Internal Emergency Contacts by Role</w:t>
+        <w:spacing w:after="80"/>
+      </w:pPr>
+    </w:p>
+    <w:p>
+      <w:pPr>
+        <w:pStyle w:val="Heading1"/>
+        <w:spacing w:after="120" w:before="400"/>
+      </w:pPr>
+      <w:r>
+        <w:rPr>
+          <w:b/>
+          <w:bCs/>
+          <w:sz w:val="28"/>
+          <w:szCs w:val="28"/>
+        </w:rPr>
+        <w:t xml:space="preserve">2. INTERNAL CONTACTS BY ROLE</w:t>
       </w:r>
     </w:p>
     <w:tbl>
       <w:tblPr>
         <w:tblW w:type="pct" w:w="100%"/>
         <w:tblBorders>
-          <w:top w:val="single" w:color="auto" w:sz="4"/>
-          <w:left w:val="single" w:color="auto" w:sz="4"/>
-          <w:bottom w:val="single" w:color="auto" w:sz="4"/>
-          <w:right w:val="single" w:color="auto" w:sz="4"/>
+          <w:top w:val="single" w:color="CCCCCC" w:sz="4"/>
+          <w:left w:val="single" w:color="CCCCCC" w:sz="4"/>
+          <w:bottom w:val="single" w:color="CCCCCC" w:sz="4"/>
+          <w:right w:val="single" w:color="CCCCCC" w:sz="4"/>
           <w:insideH w:val="single" w:color="auto" w:sz="4"/>
           <w:insideV w:val="single" w:color="auto" w:sz="4"/>
         </w:tblBorders>
@@ -330,15 +679,15 @@
         </w:trPr>
         <w:tc>
           <w:tcPr>
-            <w:shd w:fill="F3F4F6"/>
+            <w:shd w:fill="F3F4F6" w:val="solid"/>
           </w:tcPr>
           <w:p>
             <w:r>
               <w:rPr>
                 <w:b/>
                 <w:bCs/>
-                <w:sz w:val="22"/>
-                <w:szCs w:val="22"/>
+                <w:sz w:val="24"/>
+                <w:szCs w:val="24"/>
               </w:rPr>
               <w:t xml:space="preserve">Role</w:t>
             </w:r>
@@ -346,15 +695,15 @@
         </w:tc>
         <w:tc>
           <w:tcPr>
-            <w:shd w:fill="F3F4F6"/>
+            <w:shd w:fill="F3F4F6" w:val="solid"/>
           </w:tcPr>
           <w:p>
             <w:r>
               <w:rPr>
                 <w:b/>
                 <w:bCs/>
-                <w:sz w:val="22"/>
-                <w:szCs w:val="22"/>
+                <w:sz w:val="24"/>
+                <w:szCs w:val="24"/>
               </w:rPr>
               <w:t xml:space="preserve">Name</w:t>
             </w:r>
@@ -362,39 +711,39 @@
         </w:tc>
         <w:tc>
           <w:tcPr>
-            <w:shd w:fill="F3F4F6"/>
+            <w:shd w:fill="F3F4F6" w:val="solid"/>
           </w:tcPr>
           <w:p>
             <w:r>
               <w:rPr>
                 <w:b/>
                 <w:bCs/>
-                <w:sz w:val="22"/>
-                <w:szCs w:val="22"/>
-              </w:rPr>
-              <w:t xml:space="preserve">Phone / Radio Channel</w:t>
-            </w:r>
-          </w:p>
-        </w:tc>
-      </w:tr>
-      <w:tr>
-        <w:tc>
-          <w:p>
-            <w:r>
-              <w:rPr>
-                <w:sz w:val="22"/>
-                <w:szCs w:val="22"/>
-              </w:rPr>
-              <w:t xml:space="preserve">Safety Officer</w:t>
-            </w:r>
-          </w:p>
-        </w:tc>
-        <w:tc>
-          <w:p>
-            <w:r>
-              <w:rPr>
-                <w:sz w:val="22"/>
-                <w:szCs w:val="22"/>
+                <w:sz w:val="24"/>
+                <w:szCs w:val="24"/>
+              </w:rPr>
+              <w:t xml:space="preserve">Phone / Extension / Radio Channel</w:t>
+            </w:r>
+          </w:p>
+        </w:tc>
+      </w:tr>
+      <w:tr>
+        <w:tc>
+          <w:p>
+            <w:r>
+              <w:rPr>
+                <w:sz w:val="24"/>
+                <w:szCs w:val="24"/>
+              </w:rPr>
+              <w:t xml:space="preserve">Safety Officer / EHS Manager</w:t>
+            </w:r>
+          </w:p>
+        </w:tc>
+        <w:tc>
+          <w:p>
+            <w:r>
+              <w:rPr>
+                <w:sz w:val="24"/>
+                <w:szCs w:val="24"/>
               </w:rPr>
               <w:t xml:space="preserve">[NAME]</w:t>
             </w:r>
@@ -404,21 +753,21 @@
           <w:p>
             <w:r>
               <w:rPr>
-                <w:sz w:val="22"/>
-                <w:szCs w:val="22"/>
-              </w:rPr>
-              <w:t xml:space="preserve">[PHONE / CHANNEL]</w:t>
-            </w:r>
-          </w:p>
-        </w:tc>
-      </w:tr>
-      <w:tr>
-        <w:tc>
-          <w:p>
-            <w:r>
-              <w:rPr>
-                <w:sz w:val="22"/>
-                <w:szCs w:val="22"/>
+                <w:sz w:val="24"/>
+                <w:szCs w:val="24"/>
+              </w:rPr>
+              <w:t xml:space="preserve">[CONTACT]</w:t>
+            </w:r>
+          </w:p>
+        </w:tc>
+      </w:tr>
+      <w:tr>
+        <w:tc>
+          <w:p>
+            <w:r>
+              <w:rPr>
+                <w:sz w:val="24"/>
+                <w:szCs w:val="24"/>
               </w:rPr>
               <w:t xml:space="preserve">HR Manager</w:t>
             </w:r>
@@ -428,8 +777,8 @@
           <w:p>
             <w:r>
               <w:rPr>
-                <w:sz w:val="22"/>
-                <w:szCs w:val="22"/>
+                <w:sz w:val="24"/>
+                <w:szCs w:val="24"/>
               </w:rPr>
               <w:t xml:space="preserve">[NAME]</w:t>
             </w:r>
@@ -439,21 +788,21 @@
           <w:p>
             <w:r>
               <w:rPr>
-                <w:sz w:val="22"/>
-                <w:szCs w:val="22"/>
-              </w:rPr>
-              <w:t xml:space="preserve">[PHONE / CHANNEL]</w:t>
-            </w:r>
-          </w:p>
-        </w:tc>
-      </w:tr>
-      <w:tr>
-        <w:tc>
-          <w:p>
-            <w:r>
-              <w:rPr>
-                <w:sz w:val="22"/>
-                <w:szCs w:val="22"/>
+                <w:sz w:val="24"/>
+                <w:szCs w:val="24"/>
+              </w:rPr>
+              <w:t xml:space="preserve">[CONTACT]</w:t>
+            </w:r>
+          </w:p>
+        </w:tc>
+      </w:tr>
+      <w:tr>
+        <w:tc>
+          <w:p>
+            <w:r>
+              <w:rPr>
+                <w:sz w:val="24"/>
+                <w:szCs w:val="24"/>
               </w:rPr>
               <w:t xml:space="preserve">Maintenance Lead</w:t>
             </w:r>
@@ -463,8 +812,8 @@
           <w:p>
             <w:r>
               <w:rPr>
-                <w:sz w:val="22"/>
-                <w:szCs w:val="22"/>
+                <w:sz w:val="24"/>
+                <w:szCs w:val="24"/>
               </w:rPr>
               <w:t xml:space="preserve">[NAME]</w:t>
             </w:r>
@@ -474,21 +823,91 @@
           <w:p>
             <w:r>
               <w:rPr>
-                <w:sz w:val="22"/>
-                <w:szCs w:val="22"/>
-              </w:rPr>
-              <w:t xml:space="preserve">[PHONE / CHANNEL]</w:t>
-            </w:r>
-          </w:p>
-        </w:tc>
-      </w:tr>
-      <w:tr>
-        <w:tc>
-          <w:p>
-            <w:r>
-              <w:rPr>
-                <w:sz w:val="22"/>
-                <w:szCs w:val="22"/>
+                <w:sz w:val="24"/>
+                <w:szCs w:val="24"/>
+              </w:rPr>
+              <w:t xml:space="preserve">[CONTACT]</w:t>
+            </w:r>
+          </w:p>
+        </w:tc>
+      </w:tr>
+      <w:tr>
+        <w:tc>
+          <w:p>
+            <w:r>
+              <w:rPr>
+                <w:sz w:val="24"/>
+                <w:szCs w:val="24"/>
+              </w:rPr>
+              <w:t xml:space="preserve">Operations Manager</w:t>
+            </w:r>
+          </w:p>
+        </w:tc>
+        <w:tc>
+          <w:p>
+            <w:r>
+              <w:rPr>
+                <w:sz w:val="24"/>
+                <w:szCs w:val="24"/>
+              </w:rPr>
+              <w:t xml:space="preserve">[NAME]</w:t>
+            </w:r>
+          </w:p>
+        </w:tc>
+        <w:tc>
+          <w:p>
+            <w:r>
+              <w:rPr>
+                <w:sz w:val="24"/>
+                <w:szCs w:val="24"/>
+              </w:rPr>
+              <w:t xml:space="preserve">[CONTACT]</w:t>
+            </w:r>
+          </w:p>
+        </w:tc>
+      </w:tr>
+      <w:tr>
+        <w:tc>
+          <w:p>
+            <w:r>
+              <w:rPr>
+                <w:sz w:val="24"/>
+                <w:szCs w:val="24"/>
+              </w:rPr>
+              <w:t xml:space="preserve">First Aid Responder (certified)</w:t>
+            </w:r>
+          </w:p>
+        </w:tc>
+        <w:tc>
+          <w:p>
+            <w:r>
+              <w:rPr>
+                <w:sz w:val="24"/>
+                <w:szCs w:val="24"/>
+              </w:rPr>
+              <w:t xml:space="preserve">[NAME]</w:t>
+            </w:r>
+          </w:p>
+        </w:tc>
+        <w:tc>
+          <w:p>
+            <w:r>
+              <w:rPr>
+                <w:sz w:val="24"/>
+                <w:szCs w:val="24"/>
+              </w:rPr>
+              <w:t xml:space="preserve">[CONTACT]</w:t>
+            </w:r>
+          </w:p>
+        </w:tc>
+      </w:tr>
+      <w:tr>
+        <w:tc>
+          <w:p>
+            <w:r>
+              <w:rPr>
+                <w:sz w:val="24"/>
+                <w:szCs w:val="24"/>
               </w:rPr>
               <w:t xml:space="preserve">[ADD ROLE]</w:t>
             </w:r>
@@ -498,8 +917,8 @@
           <w:p>
             <w:r>
               <w:rPr>
-                <w:sz w:val="22"/>
-                <w:szCs w:val="22"/>
+                <w:sz w:val="24"/>
+                <w:szCs w:val="24"/>
               </w:rPr>
               <w:t xml:space="preserve">[NAME]</w:t>
             </w:r>
@@ -509,10 +928,10 @@
           <w:p>
             <w:r>
               <w:rPr>
-                <w:sz w:val="22"/>
-                <w:szCs w:val="22"/>
-              </w:rPr>
-              <w:t xml:space="preserve">[PHONE / CHANNEL]</w:t>
+                <w:sz w:val="24"/>
+                <w:szCs w:val="24"/>
+              </w:rPr>
+              <w:t xml:space="preserve">[CONTACT]</w:t>
             </w:r>
           </w:p>
         </w:tc>
@@ -520,16 +939,22 @@
     </w:tbl>
     <w:p>
       <w:pPr>
-        <w:spacing w:after="200"/>
-      </w:pPr>
-    </w:p>
-    <w:p>
-      <w:pPr>
-        <w:pStyle w:val="Heading2"/>
-        <w:spacing w:after="80" w:before="300"/>
-      </w:pPr>
-      <w:r>
-        <w:t xml:space="preserve">3. Evacuation Routes</w:t>
+        <w:spacing w:after="80"/>
+      </w:pPr>
+    </w:p>
+    <w:p>
+      <w:pPr>
+        <w:pStyle w:val="Heading1"/>
+        <w:spacing w:after="120" w:before="400"/>
+      </w:pPr>
+      <w:r>
+        <w:rPr>
+          <w:b/>
+          <w:bCs/>
+          <w:sz w:val="28"/>
+          <w:szCs w:val="28"/>
+        </w:rPr>
+        <w:t xml:space="preserve">3. EVACUATION PROCEDURE</w:t>
       </w:r>
     </w:p>
     <w:p>
@@ -541,53 +966,720 @@
           <w:sz w:val="24"/>
           <w:szCs w:val="24"/>
         </w:rPr>
-        <w:t xml:space="preserve">Primary evacuation route: [DESCRIBE ROUTE — e.g., Exit through the north fire door, proceed to the parking lot assembly area.]</w:t>
-      </w:r>
-    </w:p>
-    <w:p>
-      <w:pPr>
-        <w:spacing w:after="120"/>
-      </w:pPr>
-      <w:r>
-        <w:rPr>
-          <w:sz w:val="24"/>
-          <w:szCs w:val="24"/>
-        </w:rPr>
-        <w:t xml:space="preserve">Secondary evacuation route (if primary is blocked): [DESCRIBE ALTERNATE ROUTE]</w:t>
-      </w:r>
-    </w:p>
-    <w:p>
-      <w:pPr>
-        <w:spacing w:after="120"/>
-      </w:pPr>
-      <w:r>
-        <w:rPr>
-          <w:i/>
-          <w:iCs/>
-          <w:color w:val="888888"/>
-          <w:sz w:val="24"/>
-          <w:szCs w:val="24"/>
-        </w:rPr>
-        <w:t xml:space="preserve">[ATTACH OR REFERENCE FACILITY FLOOR PLAN WITH EXITS MARKED]</w:t>
-      </w:r>
-    </w:p>
-    <w:p>
-      <w:pPr>
-        <w:pStyle w:val="Heading2"/>
-        <w:spacing w:after="80" w:before="300"/>
-      </w:pPr>
-      <w:r>
-        <w:t xml:space="preserve">4. Assembly Points</w:t>
-      </w:r>
+        <w:t xml:space="preserve">Follow these steps whenever the fire alarm sounds, a PA announcement directs evacuation, or a supervisor gives the verbal order to evacuate.</w:t>
+      </w:r>
+    </w:p>
+    <w:p>
+      <w:pPr>
+        <w:spacing w:after="80"/>
+      </w:pPr>
+    </w:p>
+    <w:p>
+      <w:pPr>
+        <w:spacing w:after="100"/>
+        <w:ind w:left="360"/>
+      </w:pPr>
+      <w:r>
+        <w:rPr>
+          <w:b/>
+          <w:bCs/>
+          <w:sz w:val="24"/>
+          <w:szCs w:val="24"/>
+        </w:rPr>
+        <w:t xml:space="preserve">1.  </w:t>
+      </w:r>
+      <w:r>
+        <w:rPr>
+          <w:sz w:val="24"/>
+          <w:szCs w:val="24"/>
+        </w:rPr>
+        <w:t xml:space="preserve">Stop work immediately. Do not attempt to save work in progress, retrieve personal belongings, or shut down equipment — these actions have caused deaths.</w:t>
+      </w:r>
+    </w:p>
+    <w:p>
+      <w:pPr>
+        <w:spacing w:after="100"/>
+        <w:ind w:left="360"/>
+      </w:pPr>
+      <w:r>
+        <w:rPr>
+          <w:b/>
+          <w:bCs/>
+          <w:sz w:val="24"/>
+          <w:szCs w:val="24"/>
+        </w:rPr>
+        <w:t xml:space="preserve">2.  </w:t>
+      </w:r>
+      <w:r>
+        <w:rPr>
+          <w:sz w:val="24"/>
+          <w:szCs w:val="24"/>
+        </w:rPr>
+        <w:t xml:space="preserve">Warn any coworkers in your immediate area who may not have heard the alarm.</w:t>
+      </w:r>
+    </w:p>
+    <w:p>
+      <w:pPr>
+        <w:spacing w:after="100"/>
+        <w:ind w:left="360"/>
+      </w:pPr>
+      <w:r>
+        <w:rPr>
+          <w:b/>
+          <w:bCs/>
+          <w:sz w:val="24"/>
+          <w:szCs w:val="24"/>
+        </w:rPr>
+        <w:t xml:space="preserve">3.  </w:t>
+      </w:r>
+      <w:r>
+        <w:rPr>
+          <w:sz w:val="24"/>
+          <w:szCs w:val="24"/>
+        </w:rPr>
+        <w:t xml:space="preserve">Exit through the nearest marked emergency exit — refer to the floor plan posted at your workstation.</w:t>
+      </w:r>
+    </w:p>
+    <w:p>
+      <w:pPr>
+        <w:spacing w:after="100"/>
+        <w:ind w:left="360"/>
+      </w:pPr>
+      <w:r>
+        <w:rPr>
+          <w:b/>
+          <w:bCs/>
+          <w:sz w:val="24"/>
+          <w:szCs w:val="24"/>
+        </w:rPr>
+        <w:t xml:space="preserve">4.  </w:t>
+      </w:r>
+      <w:r>
+        <w:rPr>
+          <w:sz w:val="24"/>
+          <w:szCs w:val="24"/>
+        </w:rPr>
+        <w:t xml:space="preserve">Close (but do not lock) any fire doors you pass through to slow the spread of smoke.</w:t>
+      </w:r>
+    </w:p>
+    <w:p>
+      <w:pPr>
+        <w:spacing w:after="100"/>
+        <w:ind w:left="360"/>
+      </w:pPr>
+      <w:r>
+        <w:rPr>
+          <w:b/>
+          <w:bCs/>
+          <w:sz w:val="24"/>
+          <w:szCs w:val="24"/>
+        </w:rPr>
+        <w:t xml:space="preserve">5.  </w:t>
+      </w:r>
+      <w:r>
+        <w:rPr>
+          <w:sz w:val="24"/>
+          <w:szCs w:val="24"/>
+        </w:rPr>
+        <w:t xml:space="preserve">Proceed directly to your assembly point (see Section 4). Do not stop in the parking lot — move to the designated area.</w:t>
+      </w:r>
+    </w:p>
+    <w:p>
+      <w:pPr>
+        <w:spacing w:after="100"/>
+        <w:ind w:left="360"/>
+      </w:pPr>
+      <w:r>
+        <w:rPr>
+          <w:b/>
+          <w:bCs/>
+          <w:sz w:val="24"/>
+          <w:szCs w:val="24"/>
+        </w:rPr>
+        <w:t xml:space="preserve">6.  </w:t>
+      </w:r>
+      <w:r>
+        <w:rPr>
+          <w:sz w:val="24"/>
+          <w:szCs w:val="24"/>
+        </w:rPr>
+        <w:t xml:space="preserve">Report to your supervisor or the designated assembly monitor. Remain at the assembly point until a headcount is completed and an all-clear is given.</w:t>
+      </w:r>
+    </w:p>
+    <w:p>
+      <w:pPr>
+        <w:spacing w:after="100"/>
+        <w:ind w:left="360"/>
+      </w:pPr>
+      <w:r>
+        <w:rPr>
+          <w:b/>
+          <w:bCs/>
+          <w:sz w:val="24"/>
+          <w:szCs w:val="24"/>
+        </w:rPr>
+        <w:t xml:space="preserve">7.  </w:t>
+      </w:r>
+      <w:r>
+        <w:rPr>
+          <w:sz w:val="24"/>
+          <w:szCs w:val="24"/>
+        </w:rPr>
+        <w:t xml:space="preserve">Do not re-enter the building for any reason until [AUTHORITY — e.g., Fire Department Incident Commander or Facility Manager] gives the all-clear.</w:t>
+      </w:r>
+    </w:p>
+    <w:p>
+      <w:pPr>
+        <w:spacing w:after="80"/>
+      </w:pPr>
     </w:p>
     <w:tbl>
       <w:tblPr>
         <w:tblW w:type="pct" w:w="100%"/>
         <w:tblBorders>
-          <w:top w:val="single" w:color="auto" w:sz="4"/>
-          <w:left w:val="single" w:color="auto" w:sz="4"/>
-          <w:bottom w:val="single" w:color="auto" w:sz="4"/>
-          <w:right w:val="single" w:color="auto" w:sz="4"/>
+          <w:top w:val="single" w:color="CCCCCC" w:sz="4"/>
+          <w:left w:val="single" w:color="CCCCCC" w:sz="4"/>
+          <w:bottom w:val="single" w:color="CCCCCC" w:sz="4"/>
+          <w:right w:val="single" w:color="CCCCCC" w:sz="4"/>
+          <w:insideH w:val="single" w:color="auto" w:sz="4"/>
+          <w:insideV w:val="single" w:color="auto" w:sz="4"/>
+        </w:tblBorders>
+      </w:tblPr>
+      <w:tblGrid>
+        <w:gridCol w:w="100"/>
+      </w:tblGrid>
+      <w:tr>
+        <w:tc>
+          <w:tcPr>
+            <w:shd w:fill="FFE5E5" w:val="solid"/>
+          </w:tcPr>
+          <w:p>
+            <w:pPr>
+              <w:spacing w:after="0"/>
+            </w:pPr>
+            <w:r>
+              <w:rPr>
+                <w:b/>
+                <w:bCs/>
+                <w:sz w:val="24"/>
+                <w:szCs w:val="24"/>
+              </w:rPr>
+              <w:t xml:space="preserve">DANGER: </w:t>
+            </w:r>
+            <w:r>
+              <w:rPr>
+                <w:sz w:val="24"/>
+                <w:szCs w:val="24"/>
+              </w:rPr>
+              <w:t xml:space="preserve">Do NOT use elevators during an evacuation. Do NOT re-enter the building to retrieve personal items, equipment, or vehicles. Personnel accountability at the assembly point takes priority over everything else.</w:t>
+            </w:r>
+          </w:p>
+        </w:tc>
+      </w:tr>
+    </w:tbl>
+    <w:p>
+      <w:pPr>
+        <w:spacing w:after="80"/>
+      </w:pPr>
+    </w:p>
+    <w:p>
+      <w:pPr>
+        <w:pStyle w:val="Heading1"/>
+        <w:spacing w:after="120" w:before="400"/>
+      </w:pPr>
+      <w:r>
+        <w:rPr>
+          <w:b/>
+          <w:bCs/>
+          <w:sz w:val="28"/>
+          <w:szCs w:val="28"/>
+        </w:rPr>
+        <w:t xml:space="preserve">4. ASSEMBLY POINTS</w:t>
+      </w:r>
+    </w:p>
+    <w:p>
+      <w:pPr>
+        <w:spacing w:after="120"/>
+      </w:pPr>
+      <w:r>
+        <w:rPr>
+          <w:sz w:val="24"/>
+          <w:szCs w:val="24"/>
+        </w:rPr>
+        <w:t xml:space="preserve">Assembly points are assigned by work zone. Report to your zone's assembly point immediately upon evacuation.</w:t>
+      </w:r>
+    </w:p>
+    <w:p>
+      <w:pPr>
+        <w:spacing w:after="80"/>
+      </w:pPr>
+    </w:p>
+    <w:tbl>
+      <w:tblPr>
+        <w:tblW w:type="pct" w:w="100%"/>
+        <w:tblBorders>
+          <w:top w:val="single" w:color="CCCCCC" w:sz="4"/>
+          <w:left w:val="single" w:color="CCCCCC" w:sz="4"/>
+          <w:bottom w:val="single" w:color="CCCCCC" w:sz="4"/>
+          <w:right w:val="single" w:color="CCCCCC" w:sz="4"/>
+          <w:insideH w:val="single" w:color="auto" w:sz="4"/>
+          <w:insideV w:val="single" w:color="auto" w:sz="4"/>
+        </w:tblBorders>
+      </w:tblPr>
+      <w:tblGrid>
+        <w:gridCol w:w="100"/>
+        <w:gridCol w:w="100"/>
+        <w:gridCol w:w="100"/>
+      </w:tblGrid>
+      <w:tr>
+        <w:trPr>
+          <w:tblHeader/>
+        </w:trPr>
+        <w:tc>
+          <w:tcPr>
+            <w:shd w:fill="F3F4F6" w:val="solid"/>
+          </w:tcPr>
+          <w:p>
+            <w:r>
+              <w:rPr>
+                <w:b/>
+                <w:bCs/>
+                <w:sz w:val="24"/>
+                <w:szCs w:val="24"/>
+              </w:rPr>
+              <w:t xml:space="preserve">Work Zone / Area</w:t>
+            </w:r>
+          </w:p>
+        </w:tc>
+        <w:tc>
+          <w:tcPr>
+            <w:shd w:fill="F3F4F6" w:val="solid"/>
+          </w:tcPr>
+          <w:p>
+            <w:r>
+              <w:rPr>
+                <w:b/>
+                <w:bCs/>
+                <w:sz w:val="24"/>
+                <w:szCs w:val="24"/>
+              </w:rPr>
+              <w:t xml:space="preserve">Primary Assembly Point</w:t>
+            </w:r>
+          </w:p>
+        </w:tc>
+        <w:tc>
+          <w:tcPr>
+            <w:shd w:fill="F3F4F6" w:val="solid"/>
+          </w:tcPr>
+          <w:p>
+            <w:r>
+              <w:rPr>
+                <w:b/>
+                <w:bCs/>
+                <w:sz w:val="24"/>
+                <w:szCs w:val="24"/>
+              </w:rPr>
+              <w:t xml:space="preserve">Secondary Assembly Point (if primary blocked)</w:t>
+            </w:r>
+          </w:p>
+        </w:tc>
+      </w:tr>
+      <w:tr>
+        <w:tc>
+          <w:p>
+            <w:r>
+              <w:rPr>
+                <w:sz w:val="24"/>
+                <w:szCs w:val="24"/>
+              </w:rPr>
+              <w:t xml:space="preserve">[ZONE A — e.g., Warehouse Floor, Bays 1–6]</w:t>
+            </w:r>
+          </w:p>
+        </w:tc>
+        <w:tc>
+          <w:p>
+            <w:r>
+              <w:rPr>
+                <w:sz w:val="24"/>
+                <w:szCs w:val="24"/>
+              </w:rPr>
+              <w:t xml:space="preserve">[LOCATION — e.g., East Parking Lot, Row C]</w:t>
+            </w:r>
+          </w:p>
+        </w:tc>
+        <w:tc>
+          <w:p>
+            <w:r>
+              <w:rPr>
+                <w:sz w:val="24"/>
+                <w:szCs w:val="24"/>
+              </w:rPr>
+              <w:t xml:space="preserve">[ALTERNATE LOCATION]</w:t>
+            </w:r>
+          </w:p>
+        </w:tc>
+      </w:tr>
+      <w:tr>
+        <w:tc>
+          <w:p>
+            <w:r>
+              <w:rPr>
+                <w:sz w:val="24"/>
+                <w:szCs w:val="24"/>
+              </w:rPr>
+              <w:t xml:space="preserve">[ZONE B — e.g., Receiving / Shipping Dock]</w:t>
+            </w:r>
+          </w:p>
+        </w:tc>
+        <w:tc>
+          <w:p>
+            <w:r>
+              <w:rPr>
+                <w:sz w:val="24"/>
+                <w:szCs w:val="24"/>
+              </w:rPr>
+              <w:t xml:space="preserve">[LOCATION]</w:t>
+            </w:r>
+          </w:p>
+        </w:tc>
+        <w:tc>
+          <w:p>
+            <w:r>
+              <w:rPr>
+                <w:sz w:val="24"/>
+                <w:szCs w:val="24"/>
+              </w:rPr>
+              <w:t xml:space="preserve">[ALTERNATE LOCATION]</w:t>
+            </w:r>
+          </w:p>
+        </w:tc>
+      </w:tr>
+      <w:tr>
+        <w:tc>
+          <w:p>
+            <w:r>
+              <w:rPr>
+                <w:sz w:val="24"/>
+                <w:szCs w:val="24"/>
+              </w:rPr>
+              <w:t xml:space="preserve">[ZONE C — e.g., Office / Administration]</w:t>
+            </w:r>
+          </w:p>
+        </w:tc>
+        <w:tc>
+          <w:p>
+            <w:r>
+              <w:rPr>
+                <w:sz w:val="24"/>
+                <w:szCs w:val="24"/>
+              </w:rPr>
+              <w:t xml:space="preserve">[LOCATION]</w:t>
+            </w:r>
+          </w:p>
+        </w:tc>
+        <w:tc>
+          <w:p>
+            <w:r>
+              <w:rPr>
+                <w:sz w:val="24"/>
+                <w:szCs w:val="24"/>
+              </w:rPr>
+              <w:t xml:space="preserve">[ALTERNATE LOCATION]</w:t>
+            </w:r>
+          </w:p>
+        </w:tc>
+      </w:tr>
+      <w:tr>
+        <w:tc>
+          <w:p>
+            <w:r>
+              <w:rPr>
+                <w:sz w:val="24"/>
+                <w:szCs w:val="24"/>
+              </w:rPr>
+              <w:t xml:space="preserve">[ADD ZONE]</w:t>
+            </w:r>
+          </w:p>
+        </w:tc>
+        <w:tc>
+          <w:p>
+            <w:r>
+              <w:rPr>
+                <w:sz w:val="24"/>
+                <w:szCs w:val="24"/>
+              </w:rPr>
+              <w:t xml:space="preserve">[LOCATION]</w:t>
+            </w:r>
+          </w:p>
+        </w:tc>
+        <w:tc>
+          <w:p>
+            <w:r>
+              <w:rPr>
+                <w:sz w:val="24"/>
+                <w:szCs w:val="24"/>
+              </w:rPr>
+              <w:t xml:space="preserve">[ALTERNATE LOCATION]</w:t>
+            </w:r>
+          </w:p>
+        </w:tc>
+      </w:tr>
+    </w:tbl>
+    <w:p>
+      <w:pPr>
+        <w:spacing w:after="80"/>
+      </w:pPr>
+    </w:p>
+    <w:p>
+      <w:pPr>
+        <w:spacing w:after="120"/>
+      </w:pPr>
+      <w:r>
+        <w:rPr>
+          <w:sz w:val="24"/>
+          <w:szCs w:val="24"/>
+        </w:rPr>
+        <w:t xml:space="preserve">Assembly point monitors (responsible for headcount):</w:t>
+      </w:r>
+    </w:p>
+    <w:p>
+      <w:pPr>
+        <w:pStyle w:val="ListParagraph"/>
+        <w:numPr>
+          <w:ilvl w:val="0"/>
+          <w:numId w:val="1"/>
+        </w:numPr>
+        <w:spacing w:after="80"/>
+      </w:pPr>
+      <w:r>
+        <w:rPr>
+          <w:sz w:val="24"/>
+          <w:szCs w:val="24"/>
+        </w:rPr>
+        <w:t xml:space="preserve">[ZONE A] — [NAME / TITLE]</w:t>
+      </w:r>
+    </w:p>
+    <w:p>
+      <w:pPr>
+        <w:pStyle w:val="ListParagraph"/>
+        <w:numPr>
+          <w:ilvl w:val="0"/>
+          <w:numId w:val="1"/>
+        </w:numPr>
+        <w:spacing w:after="80"/>
+      </w:pPr>
+      <w:r>
+        <w:rPr>
+          <w:sz w:val="24"/>
+          <w:szCs w:val="24"/>
+        </w:rPr>
+        <w:t xml:space="preserve">[ZONE B] — [NAME / TITLE]</w:t>
+      </w:r>
+    </w:p>
+    <w:p>
+      <w:pPr>
+        <w:pStyle w:val="ListParagraph"/>
+        <w:numPr>
+          <w:ilvl w:val="0"/>
+          <w:numId w:val="1"/>
+        </w:numPr>
+        <w:spacing w:after="80"/>
+      </w:pPr>
+      <w:r>
+        <w:rPr>
+          <w:sz w:val="24"/>
+          <w:szCs w:val="24"/>
+        </w:rPr>
+        <w:t xml:space="preserve">[ZONE C] — [NAME / TITLE]</w:t>
+      </w:r>
+    </w:p>
+    <w:p>
+      <w:pPr>
+        <w:spacing w:after="80"/>
+      </w:pPr>
+    </w:p>
+    <w:p>
+      <w:pPr>
+        <w:pStyle w:val="Heading1"/>
+        <w:spacing w:after="120" w:before="400"/>
+      </w:pPr>
+      <w:r>
+        <w:rPr>
+          <w:b/>
+          <w:bCs/>
+          <w:sz w:val="28"/>
+          <w:szCs w:val="28"/>
+        </w:rPr>
+        <w:t xml:space="preserve">5. POST-INCIDENT REQUIREMENTS</w:t>
+      </w:r>
+    </w:p>
+    <w:p>
+      <w:pPr>
+        <w:spacing w:after="120"/>
+      </w:pPr>
+      <w:r>
+        <w:rPr>
+          <w:sz w:val="24"/>
+          <w:szCs w:val="24"/>
+        </w:rPr>
+        <w:t xml:space="preserve">After any emergency — including evacuations, injuries, near-misses, chemical spills, or equipment failures:</w:t>
+      </w:r>
+    </w:p>
+    <w:p>
+      <w:pPr>
+        <w:spacing w:after="100"/>
+        <w:ind w:left="360"/>
+      </w:pPr>
+      <w:r>
+        <w:rPr>
+          <w:b/>
+          <w:bCs/>
+          <w:sz w:val="24"/>
+          <w:szCs w:val="24"/>
+        </w:rPr>
+        <w:t xml:space="preserve">1.  </w:t>
+      </w:r>
+      <w:r>
+        <w:rPr>
+          <w:sz w:val="24"/>
+          <w:szCs w:val="24"/>
+        </w:rPr>
+        <w:t xml:space="preserve">Confirm all personnel are accounted for at the assembly point before any re-entry or other action.</w:t>
+      </w:r>
+    </w:p>
+    <w:p>
+      <w:pPr>
+        <w:spacing w:after="100"/>
+        <w:ind w:left="360"/>
+      </w:pPr>
+      <w:r>
+        <w:rPr>
+          <w:b/>
+          <w:bCs/>
+          <w:sz w:val="24"/>
+          <w:szCs w:val="24"/>
+        </w:rPr>
+        <w:t xml:space="preserve">2.  </w:t>
+      </w:r>
+      <w:r>
+        <w:rPr>
+          <w:sz w:val="24"/>
+          <w:szCs w:val="24"/>
+        </w:rPr>
+        <w:t xml:space="preserve">Any injury, no matter how minor, must be reported to your supervisor immediately and documented with HR within 24 hours.</w:t>
+      </w:r>
+    </w:p>
+    <w:p>
+      <w:pPr>
+        <w:spacing w:after="100"/>
+        <w:ind w:left="360"/>
+      </w:pPr>
+      <w:r>
+        <w:rPr>
+          <w:b/>
+          <w:bCs/>
+          <w:sz w:val="24"/>
+          <w:szCs w:val="24"/>
+        </w:rPr>
+        <w:t xml:space="preserve">3.  </w:t>
+      </w:r>
+      <w:r>
+        <w:rPr>
+          <w:sz w:val="24"/>
+          <w:szCs w:val="24"/>
+        </w:rPr>
+        <w:t xml:space="preserve">Do not move, disturb, or clean up any equipment or materials involved in the incident until the Safety Officer has photographed and documented the scene.</w:t>
+      </w:r>
+    </w:p>
+    <w:p>
+      <w:pPr>
+        <w:spacing w:after="100"/>
+        <w:ind w:left="360"/>
+      </w:pPr>
+      <w:r>
+        <w:rPr>
+          <w:b/>
+          <w:bCs/>
+          <w:sz w:val="24"/>
+          <w:szCs w:val="24"/>
+        </w:rPr>
+        <w:t xml:space="preserve">4.  </w:t>
+      </w:r>
+      <w:r>
+        <w:rPr>
+          <w:sz w:val="24"/>
+          <w:szCs w:val="24"/>
+        </w:rPr>
+        <w:t xml:space="preserve">Complete an incident report within [TIMEFRAME — e.g., 24 hours] at [LOCATION / SYSTEM — e.g., the HR portal or the paper incident form in the HR office].</w:t>
+      </w:r>
+    </w:p>
+    <w:p>
+      <w:pPr>
+        <w:spacing w:after="100"/>
+        <w:ind w:left="360"/>
+      </w:pPr>
+      <w:r>
+        <w:rPr>
+          <w:b/>
+          <w:bCs/>
+          <w:sz w:val="24"/>
+          <w:szCs w:val="24"/>
+        </w:rPr>
+        <w:t xml:space="preserve">5.  </w:t>
+      </w:r>
+      <w:r>
+        <w:rPr>
+          <w:sz w:val="24"/>
+          <w:szCs w:val="24"/>
+        </w:rPr>
+        <w:t xml:space="preserve">Cooperate fully with any post-incident investigation. Retaliation against an employee who reports a safety incident in good faith is prohibited and grounds for disciplinary action.</w:t>
+      </w:r>
+    </w:p>
+    <w:p>
+      <w:pPr>
+        <w:spacing w:after="80"/>
+      </w:pPr>
+    </w:p>
+    <w:p>
+      <w:pPr>
+        <w:pStyle w:val="Heading1"/>
+        <w:spacing w:after="120" w:before="400"/>
+      </w:pPr>
+      <w:r>
+        <w:rPr>
+          <w:b/>
+          <w:bCs/>
+          <w:sz w:val="28"/>
+          <w:szCs w:val="28"/>
+        </w:rPr>
+        <w:t xml:space="preserve">6. ANNUAL REVIEW AND ACKNOWLEDGMENT</w:t>
+      </w:r>
+    </w:p>
+    <w:p>
+      <w:pPr>
+        <w:spacing w:after="120"/>
+      </w:pPr>
+      <w:r>
+        <w:rPr>
+          <w:sz w:val="24"/>
+          <w:szCs w:val="24"/>
+        </w:rPr>
+        <w:t xml:space="preserve">This document must be reviewed annually and updated whenever contact information changes. All associates must acknowledge receipt.</w:t>
+      </w:r>
+    </w:p>
+    <w:p>
+      <w:pPr>
+        <w:spacing w:after="80"/>
+      </w:pPr>
+    </w:p>
+    <w:tbl>
+      <w:tblPr>
+        <w:tblW w:type="pct" w:w="100%"/>
+        <w:tblBorders>
+          <w:top w:val="single" w:color="CCCCCC" w:sz="4"/>
+          <w:left w:val="single" w:color="CCCCCC" w:sz="4"/>
+          <w:bottom w:val="single" w:color="CCCCCC" w:sz="4"/>
+          <w:right w:val="single" w:color="CCCCCC" w:sz="4"/>
           <w:insideH w:val="single" w:color="auto" w:sz="4"/>
           <w:insideV w:val="single" w:color="auto" w:sz="4"/>
         </w:tblBorders>
@@ -597,228 +1689,139 @@
         <w:gridCol w:w="100"/>
       </w:tblGrid>
       <w:tr>
-        <w:trPr>
-          <w:tblHeader/>
-        </w:trPr>
-        <w:tc>
-          <w:tcPr>
-            <w:shd w:fill="F3F4F6"/>
+        <w:tc>
+          <w:tcPr>
+            <w:tcW w:type="pct" w:w="40%"/>
+            <w:shd w:fill="F3F4F6" w:val="solid"/>
           </w:tcPr>
           <w:p>
             <w:r>
               <w:rPr>
                 <w:b/>
                 <w:bCs/>
-                <w:sz w:val="22"/>
-                <w:szCs w:val="22"/>
-              </w:rPr>
-              <w:t xml:space="preserve">Zone / Area</w:t>
-            </w:r>
-          </w:p>
-        </w:tc>
-        <w:tc>
-          <w:tcPr>
-            <w:shd w:fill="F3F4F6"/>
+                <w:sz w:val="24"/>
+                <w:szCs w:val="24"/>
+              </w:rPr>
+              <w:t xml:space="preserve">Associate Name (print)</w:t>
+            </w:r>
+          </w:p>
+        </w:tc>
+        <w:tc>
+          <w:tcPr>
+            <w:tcW w:type="pct" w:w="60%"/>
+          </w:tcPr>
+          <w:p/>
+        </w:tc>
+      </w:tr>
+      <w:tr>
+        <w:tc>
+          <w:tcPr>
+            <w:tcW w:type="pct" w:w="40%"/>
+            <w:shd w:fill="F3F4F6" w:val="solid"/>
           </w:tcPr>
           <w:p>
             <w:r>
               <w:rPr>
                 <w:b/>
                 <w:bCs/>
-                <w:sz w:val="22"/>
-                <w:szCs w:val="22"/>
-              </w:rPr>
-              <w:t xml:space="preserve">Assembly Point Location</w:t>
-            </w:r>
-          </w:p>
-        </w:tc>
-      </w:tr>
-      <w:tr>
-        <w:tc>
-          <w:p>
-            <w:r>
-              <w:rPr>
-                <w:sz w:val="22"/>
-                <w:szCs w:val="22"/>
-              </w:rPr>
-              <w:t xml:space="preserve">[ZONE A]</w:t>
-            </w:r>
-          </w:p>
-        </w:tc>
-        <w:tc>
-          <w:p>
-            <w:r>
-              <w:rPr>
-                <w:sz w:val="22"/>
-                <w:szCs w:val="22"/>
-              </w:rPr>
-              <w:t xml:space="preserve">[DESCRIPTION / LANDMARK]</w:t>
-            </w:r>
-          </w:p>
-        </w:tc>
-      </w:tr>
-      <w:tr>
-        <w:tc>
-          <w:p>
-            <w:r>
-              <w:rPr>
-                <w:sz w:val="22"/>
-                <w:szCs w:val="22"/>
-              </w:rPr>
-              <w:t xml:space="preserve">[ZONE B]</w:t>
-            </w:r>
-          </w:p>
-        </w:tc>
-        <w:tc>
-          <w:p>
-            <w:r>
-              <w:rPr>
-                <w:sz w:val="22"/>
-                <w:szCs w:val="22"/>
-              </w:rPr>
-              <w:t xml:space="preserve">[DESCRIPTION / LANDMARK]</w:t>
-            </w:r>
-          </w:p>
-        </w:tc>
-      </w:tr>
-      <w:tr>
-        <w:tc>
-          <w:p>
-            <w:r>
-              <w:rPr>
-                <w:sz w:val="22"/>
-                <w:szCs w:val="22"/>
-              </w:rPr>
-              <w:t xml:space="preserve">[ADD ZONE]</w:t>
-            </w:r>
-          </w:p>
-        </w:tc>
-        <w:tc>
-          <w:p>
-            <w:r>
-              <w:rPr>
-                <w:sz w:val="22"/>
-                <w:szCs w:val="22"/>
-              </w:rPr>
-              <w:t xml:space="preserve">[DESCRIPTION / LANDMARK]</w:t>
-            </w:r>
-          </w:p>
+                <w:sz w:val="24"/>
+                <w:szCs w:val="24"/>
+              </w:rPr>
+              <w:t xml:space="preserve">Associate Signature</w:t>
+            </w:r>
+          </w:p>
+        </w:tc>
+        <w:tc>
+          <w:tcPr>
+            <w:tcW w:type="pct" w:w="60%"/>
+          </w:tcPr>
+          <w:p/>
+        </w:tc>
+      </w:tr>
+      <w:tr>
+        <w:tc>
+          <w:tcPr>
+            <w:tcW w:type="pct" w:w="40%"/>
+            <w:shd w:fill="F3F4F6" w:val="solid"/>
+          </w:tcPr>
+          <w:p>
+            <w:r>
+              <w:rPr>
+                <w:b/>
+                <w:bCs/>
+                <w:sz w:val="24"/>
+                <w:szCs w:val="24"/>
+              </w:rPr>
+              <w:t xml:space="preserve">Date</w:t>
+            </w:r>
+          </w:p>
+        </w:tc>
+        <w:tc>
+          <w:tcPr>
+            <w:tcW w:type="pct" w:w="60%"/>
+          </w:tcPr>
+          <w:p/>
+        </w:tc>
+      </w:tr>
+      <w:tr>
+        <w:tc>
+          <w:tcPr>
+            <w:tcW w:type="pct" w:w="40%"/>
+            <w:shd w:fill="F3F4F6" w:val="solid"/>
+          </w:tcPr>
+          <w:p>
+            <w:r>
+              <w:rPr>
+                <w:b/>
+                <w:bCs/>
+                <w:sz w:val="24"/>
+                <w:szCs w:val="24"/>
+              </w:rPr>
+              <w:t xml:space="preserve">Supervisor Name</w:t>
+            </w:r>
+          </w:p>
+        </w:tc>
+        <w:tc>
+          <w:tcPr>
+            <w:tcW w:type="pct" w:w="60%"/>
+          </w:tcPr>
+          <w:p/>
+        </w:tc>
+      </w:tr>
+      <w:tr>
+        <w:tc>
+          <w:tcPr>
+            <w:tcW w:type="pct" w:w="40%"/>
+            <w:shd w:fill="F3F4F6" w:val="solid"/>
+          </w:tcPr>
+          <w:p>
+            <w:r>
+              <w:rPr>
+                <w:b/>
+                <w:bCs/>
+                <w:sz w:val="24"/>
+                <w:szCs w:val="24"/>
+              </w:rPr>
+              <w:t xml:space="preserve">Supervisor Signature</w:t>
+            </w:r>
+          </w:p>
+        </w:tc>
+        <w:tc>
+          <w:tcPr>
+            <w:tcW w:type="pct" w:w="60%"/>
+          </w:tcPr>
+          <w:p/>
         </w:tc>
       </w:tr>
     </w:tbl>
     <w:p>
       <w:pPr>
-        <w:spacing w:after="200"/>
-      </w:pPr>
-    </w:p>
-    <w:p>
-      <w:pPr>
-        <w:pStyle w:val="Heading2"/>
-        <w:spacing w:after="80" w:before="300"/>
-      </w:pPr>
-      <w:r>
-        <w:t xml:space="preserve">5. After an Incident</w:t>
-      </w:r>
-    </w:p>
-    <w:p>
-      <w:pPr>
-        <w:spacing w:after="100"/>
-        <w:ind w:left="360"/>
-      </w:pPr>
-      <w:r>
-        <w:rPr>
-          <w:b/>
-          <w:bCs/>
-          <w:sz w:val="24"/>
-          <w:szCs w:val="24"/>
-        </w:rPr>
-        <w:t xml:space="preserve">1. </w:t>
-      </w:r>
-      <w:r>
-        <w:rPr>
-          <w:sz w:val="24"/>
-          <w:szCs w:val="24"/>
-        </w:rPr>
-        <w:t xml:space="preserve">Ensure all personnel are accounted for at the assembly point.</w:t>
-      </w:r>
-    </w:p>
-    <w:p>
-      <w:pPr>
-        <w:spacing w:after="100"/>
-        <w:ind w:left="360"/>
-      </w:pPr>
-      <w:r>
-        <w:rPr>
-          <w:b/>
-          <w:bCs/>
-          <w:sz w:val="24"/>
-          <w:szCs w:val="24"/>
-        </w:rPr>
-        <w:t xml:space="preserve">2. </w:t>
-      </w:r>
-      <w:r>
-        <w:rPr>
-          <w:sz w:val="24"/>
-          <w:szCs w:val="24"/>
-        </w:rPr>
-        <w:t xml:space="preserve">Notify [ROLE] of any injuries or unaccounted personnel.</w:t>
-      </w:r>
-    </w:p>
-    <w:p>
-      <w:pPr>
-        <w:spacing w:after="100"/>
-        <w:ind w:left="360"/>
-      </w:pPr>
-      <w:r>
-        <w:rPr>
-          <w:b/>
-          <w:bCs/>
-          <w:sz w:val="24"/>
-          <w:szCs w:val="24"/>
-        </w:rPr>
-        <w:t xml:space="preserve">3. </w:t>
-      </w:r>
-      <w:r>
-        <w:rPr>
-          <w:sz w:val="24"/>
-          <w:szCs w:val="24"/>
-        </w:rPr>
-        <w:t xml:space="preserve">Do not re-enter the building until [AUTHORITY — e.g., fire department] clears it.</w:t>
-      </w:r>
-    </w:p>
-    <w:p>
-      <w:pPr>
-        <w:spacing w:after="100"/>
-        <w:ind w:left="360"/>
-      </w:pPr>
-      <w:r>
-        <w:rPr>
-          <w:b/>
-          <w:bCs/>
-          <w:sz w:val="24"/>
-          <w:szCs w:val="24"/>
-        </w:rPr>
-        <w:t xml:space="preserve">4. </w:t>
-      </w:r>
-      <w:r>
-        <w:rPr>
-          <w:sz w:val="24"/>
-          <w:szCs w:val="24"/>
-        </w:rPr>
-        <w:t xml:space="preserve">Complete an incident report within [TIMEFRAME] at [LOCATION / SYSTEM].</w:t>
-      </w:r>
-    </w:p>
-    <w:p>
-      <w:pPr>
-        <w:pBdr>
-          <w:bottom w:val="single" w:color="CCCCCC" w:sz="6"/>
-        </w:pBdr>
-        <w:spacing w:after="200" w:before="200"/>
-      </w:pPr>
-    </w:p>
-    <w:p>
-      <w:pPr>
-        <w:spacing w:before="600"/>
+        <w:spacing w:after="80"/>
+      </w:pPr>
+    </w:p>
+    <w:p>
+      <w:pPr>
+        <w:spacing w:after="0" w:before="400"/>
         <w:jc w:val="center"/>
       </w:pPr>
       <w:r>
